--- a/宣传介绍.docx
+++ b/宣传介绍.docx
@@ -520,7 +520,7 @@
           <w:i w:val="0"/>
           <w:sz w:val="22"/>
         </w:rPr>
-        <w:t>以 42 页 OCR 扫描判决书做端到端验证：387/387 段无损还原（映射表逐字节一致，含数字与单位间带空格/尾随空格的写法）；角色词后名词不再误伤（提供担保/处签名/印章/私章）；公司名不吞上下文；OCR 空格兼容（华 临公司、元勤公 司、32000万 元整）；金额支持无单位大数。</w:t>
+        <w:t>以 42 页 OCR 扫描判决书做端到端验证：387/387 段无损还原（映射表逐字节一致，含数字与单位间带空格/尾随空格的写法）；角色词后名词不再误伤（提供担保/处签名/印章/私章）；公司名不吞上下文；OCR 空格兼容（公司简称内空格、金额数字与单位间空格）；金额支持无单位大数。</w:t>
       </w:r>
     </w:p>
     <w:p>

--- a/宣传介绍.docx
+++ b/宣传介绍.docx
@@ -59,7 +59,7 @@
           <w:color w:val="555555"/>
           <w:sz w:val="20"/>
         </w:rPr>
-        <w:t>规则引擎 + 语义占位符 + 可选 LLM 层 ｜ 加密映射表 ｜ 一键无损还原 ｜ 红队评测量化</w:t>
+        <w:t>规则引擎 + 语义占位符 ｜ 两阶段工作流（审阅清单） ｜ 加密映射表 ｜ 一键无损还原 ｜ 红队评测量化</w:t>
       </w:r>
     </w:p>
     <w:p>
@@ -466,7 +466,7 @@
           <w:i w:val="0"/>
           <w:sz w:val="22"/>
         </w:rPr>
-        <w:t>selfcheck.py 一键验证文件、56 项单元测试、红队评测、还原往返，任何拷贝跑一遍即可比对一致性。</w:t>
+        <w:t>selfcheck.py 一键验证文件、58 项单元测试、红队评测、还原往返，任何拷贝跑一遍即可比对一致性。</w:t>
       </w:r>
     </w:p>
     <w:p>
@@ -484,7 +484,7 @@
           <w:i w:val="0"/>
           <w:sz w:val="22"/>
         </w:rPr>
-        <w:t>灵活的 LLM 层（可选）：</w:t>
+        <w:t>两阶段工作流，无需接入任何外部 API：</w:t>
       </w:r>
       <w:r>
         <w:rPr>
@@ -493,7 +493,7 @@
           <w:i w:val="0"/>
           <w:sz w:val="22"/>
         </w:rPr>
-        <w:t>本地 Ollama（数据不出本机）或云端 OpenAI 兼容 API（通义/DeepSeek/智谱，零部署），覆盖最后两类盲区：案情敏感细节与裸公司简称。</w:t>
+        <w:t>阶段一（规则层）：关键信息本地必清，mask --review 一次生成脱敏文书 + 审阅清单，自动校验关键信息清零并列出剩余低优先级项；阶段二（语义层）：律师审阅后说"继续语义层脱敏"，配置了本技能的 AI 直接执行，无需 Ollama、无需 API Key；本地/云端模型仍为可选替代，不再是默认依赖。</w:t>
       </w:r>
     </w:p>
     <w:p>
@@ -664,6 +664,22 @@
           <w:i w:val="0"/>
           <w:sz w:val="19"/>
         </w:rPr>
+        <w:t>python3 desensitize.py mask -f 判决书.docx --review         # 阶段一：脱敏+审阅清单</w:t>
+      </w:r>
+    </w:p>
+    <w:p>
+      <w:pPr>
+        <w:spacing w:before="0" w:after="0" w:line="240" w:lineRule="auto"/>
+        <w:ind w:left="288"/>
+        <w:shd w:val="clear" w:color="auto" w:fill="F2F4F7"/>
+      </w:pPr>
+      <w:r>
+        <w:rPr>
+          <w:rFonts w:ascii="Consolas" w:hAnsi="Consolas" w:eastAsia="Heiti SC"/>
+          <w:b w:val="0"/>
+          <w:i w:val="0"/>
+          <w:sz w:val="19"/>
+        </w:rPr>
         <w:t>python3 desensitize.py mask -f 合同.docx --save-mapping 映射表.enc --encrypt-mapping</w:t>
       </w:r>
     </w:p>
@@ -696,7 +712,7 @@
           <w:i w:val="0"/>
           <w:sz w:val="19"/>
         </w:rPr>
-        <w:t>python3 desensitize.py full -f 判决书.docx --llm-model qwen2.5   # 规则层+本地LLM</w:t>
+        <w:t>python3 desensitize.py full -f 判决书.docx --llm-model qwen2.5   # 可选：规则层+本地LLM</w:t>
       </w:r>
     </w:p>
     <w:p>
@@ -809,17 +825,17 @@
         </w:tblCellMar>
       </w:tblPr>
       <w:tblGrid>
+        <w:gridCol w:w="2376"/>
+        <w:gridCol w:w="3240"/>
         <w:gridCol w:w="1944"/>
-        <w:gridCol w:w="3240"/>
-        <w:gridCol w:w="2088"/>
-        <w:gridCol w:w="2088"/>
+        <w:gridCol w:w="1800"/>
       </w:tblGrid>
       <w:tr>
         <w:tc>
           <w:tcPr>
             <w:tcW w:type="dxa" w:w="2340"/>
             <w:vAlign w:val="center"/>
-            <w:tcW w:w="1944"/>
+            <w:tcW w:w="2376"/>
             <w:shd w:val="clear" w:color="auto" w:fill="E8EEF5"/>
           </w:tcPr>
           <w:p>
@@ -865,7 +881,7 @@
           <w:tcPr>
             <w:tcW w:type="dxa" w:w="2340"/>
             <w:vAlign w:val="center"/>
-            <w:tcW w:w="2088"/>
+            <w:tcW w:w="1944"/>
             <w:shd w:val="clear" w:color="auto" w:fill="E8EEF5"/>
           </w:tcPr>
           <w:p>
@@ -888,7 +904,7 @@
           <w:tcPr>
             <w:tcW w:type="dxa" w:w="2340"/>
             <w:vAlign w:val="center"/>
-            <w:tcW w:w="2088"/>
+            <w:tcW w:w="1800"/>
             <w:shd w:val="clear" w:color="auto" w:fill="E8EEF5"/>
           </w:tcPr>
           <w:p>
@@ -913,7 +929,7 @@
           <w:tcPr>
             <w:tcW w:type="dxa" w:w="2340"/>
             <w:vAlign w:val="center"/>
-            <w:tcW w:w="1944"/>
+            <w:tcW w:w="2376"/>
           </w:tcPr>
           <w:p>
             <w:pPr>
@@ -927,7 +943,7 @@
                 <w:i w:val="0"/>
                 <w:sz w:val="20"/>
               </w:rPr>
-              <w:t>规则层 mask</w:t>
+              <w:t>规则层 mask（阶段一）</w:t>
             </w:r>
           </w:p>
         </w:tc>
@@ -949,7 +965,7 @@
                 <w:i w:val="0"/>
                 <w:sz w:val="20"/>
               </w:rPr>
-              <w:t>20+ 类结构化数据 + 角色/裸人名 + 地址 + 金额</w:t>
+              <w:t>关键信息（身份证/手机/银行卡/案号等）+ 人名/公司名/地址/金额</w:t>
             </w:r>
           </w:p>
         </w:tc>
@@ -957,7 +973,7 @@
           <w:tcPr>
             <w:tcW w:type="dxa" w:w="2340"/>
             <w:vAlign w:val="center"/>
-            <w:tcW w:w="2088"/>
+            <w:tcW w:w="1944"/>
           </w:tcPr>
           <w:p>
             <w:pPr>
@@ -971,7 +987,7 @@
                 <w:i w:val="0"/>
                 <w:sz w:val="20"/>
               </w:rPr>
-              <w:t>案情敏感细节、裸公司简称</w:t>
+              <w:t>法院名称、案情细节、公司简称、OCR 变体</w:t>
             </w:r>
           </w:p>
         </w:tc>
@@ -979,7 +995,7 @@
           <w:tcPr>
             <w:tcW w:type="dxa" w:w="2340"/>
             <w:vAlign w:val="center"/>
-            <w:tcW w:w="2088"/>
+            <w:tcW w:w="1800"/>
           </w:tcPr>
           <w:p>
             <w:pPr>
@@ -993,7 +1009,7 @@
                 <w:i w:val="0"/>
                 <w:sz w:val="20"/>
               </w:rPr>
-              <w:t>⚠️ 不建议直接上传</w:t>
+              <w:t>⚠️ 须先经审阅清单确认</w:t>
             </w:r>
           </w:p>
         </w:tc>
@@ -1003,7 +1019,97 @@
           <w:tcPr>
             <w:tcW w:type="dxa" w:w="2340"/>
             <w:vAlign w:val="center"/>
+            <w:tcW w:w="2376"/>
+          </w:tcPr>
+          <w:p>
+            <w:pPr>
+              <w:spacing w:before="40" w:after="40" w:line="276" w:lineRule="auto"/>
+              <w:jc w:val="left"/>
+            </w:pPr>
+            <w:r>
+              <w:rPr>
+                <w:rFonts w:ascii="Calibri" w:hAnsi="Calibri" w:eastAsia="Heiti SC"/>
+                <w:b w:val="0"/>
+                <w:i w:val="0"/>
+                <w:sz w:val="20"/>
+              </w:rPr>
+              <w:t>规则层 + Agent 语义层（默认，无需外部 API）</w:t>
+            </w:r>
+          </w:p>
+        </w:tc>
+        <w:tc>
+          <w:tcPr>
+            <w:tcW w:type="dxa" w:w="2340"/>
+            <w:vAlign w:val="center"/>
+            <w:tcW w:w="3240"/>
+          </w:tcPr>
+          <w:p>
+            <w:pPr>
+              <w:spacing w:before="40" w:after="40" w:line="276" w:lineRule="auto"/>
+              <w:jc w:val="left"/>
+            </w:pPr>
+            <w:r>
+              <w:rPr>
+                <w:rFonts w:ascii="Calibri" w:hAnsi="Calibri" w:eastAsia="Heiti SC"/>
+                <w:b w:val="0"/>
+                <w:i w:val="0"/>
+                <w:sz w:val="20"/>
+              </w:rPr>
+              <w:t>上述全部 + 语义层低优先级信息</w:t>
+            </w:r>
+          </w:p>
+        </w:tc>
+        <w:tc>
+          <w:tcPr>
+            <w:tcW w:type="dxa" w:w="2340"/>
+            <w:vAlign w:val="center"/>
             <w:tcW w:w="1944"/>
+          </w:tcPr>
+          <w:p>
+            <w:pPr>
+              <w:spacing w:before="40" w:after="40" w:line="276" w:lineRule="auto"/>
+              <w:jc w:val="left"/>
+            </w:pPr>
+            <w:r>
+              <w:rPr>
+                <w:rFonts w:ascii="Calibri" w:hAnsi="Calibri" w:eastAsia="Heiti SC"/>
+                <w:b w:val="0"/>
+                <w:i w:val="0"/>
+                <w:sz w:val="20"/>
+              </w:rPr>
+              <w:t>无</w:t>
+            </w:r>
+          </w:p>
+        </w:tc>
+        <w:tc>
+          <w:tcPr>
+            <w:tcW w:type="dxa" w:w="2340"/>
+            <w:vAlign w:val="center"/>
+            <w:tcW w:w="1800"/>
+          </w:tcPr>
+          <w:p>
+            <w:pPr>
+              <w:spacing w:before="40" w:after="40" w:line="276" w:lineRule="auto"/>
+              <w:jc w:val="left"/>
+            </w:pPr>
+            <w:r>
+              <w:rPr>
+                <w:rFonts w:ascii="Calibri" w:hAnsi="Calibri" w:eastAsia="Heiti SC"/>
+                <w:b w:val="0"/>
+                <w:i w:val="0"/>
+                <w:sz w:val="20"/>
+              </w:rPr>
+              <w:t>✅ 可以</w:t>
+            </w:r>
+          </w:p>
+        </w:tc>
+      </w:tr>
+      <w:tr>
+        <w:tc>
+          <w:tcPr>
+            <w:tcW w:type="dxa" w:w="2340"/>
+            <w:vAlign w:val="center"/>
+            <w:tcW w:w="2376"/>
           </w:tcPr>
           <w:p>
             <w:pPr>
@@ -1047,7 +1153,7 @@
           <w:tcPr>
             <w:tcW w:type="dxa" w:w="2340"/>
             <w:vAlign w:val="center"/>
-            <w:tcW w:w="2088"/>
+            <w:tcW w:w="1944"/>
           </w:tcPr>
           <w:p>
             <w:pPr>
@@ -1069,7 +1175,7 @@
           <w:tcPr>
             <w:tcW w:type="dxa" w:w="2340"/>
             <w:vAlign w:val="center"/>
-            <w:tcW w:w="2088"/>
+            <w:tcW w:w="1800"/>
           </w:tcPr>
           <w:p>
             <w:pPr>
@@ -1093,7 +1199,7 @@
           <w:tcPr>
             <w:tcW w:type="dxa" w:w="2340"/>
             <w:vAlign w:val="center"/>
-            <w:tcW w:w="1944"/>
+            <w:tcW w:w="2376"/>
           </w:tcPr>
           <w:p>
             <w:pPr>
@@ -1137,7 +1243,7 @@
           <w:tcPr>
             <w:tcW w:type="dxa" w:w="2340"/>
             <w:vAlign w:val="center"/>
-            <w:tcW w:w="2088"/>
+            <w:tcW w:w="1944"/>
           </w:tcPr>
           <w:p>
             <w:pPr>
@@ -1159,7 +1265,7 @@
           <w:tcPr>
             <w:tcW w:type="dxa" w:w="2340"/>
             <w:vAlign w:val="center"/>
-            <w:tcW w:w="2088"/>
+            <w:tcW w:w="1800"/>
           </w:tcPr>
           <w:p>
             <w:pPr>
@@ -1215,7 +1321,7 @@
           <w:i w:val="0"/>
           <w:sz w:val="22"/>
         </w:rPr>
-        <w:t>只跑规则层就把文件上传 AI，姓名和案情细节仍在泄露。</w:t>
+        <w:t>规则层结果必须先过审阅清单：mask --review 的关键信息校验要 ✅，剩余低优先级项逐条确认后再使用。</w:t>
       </w:r>
     </w:p>
     <w:p>
@@ -1251,7 +1357,7 @@
           <w:i w:val="0"/>
           <w:sz w:val="22"/>
         </w:rPr>
-        <w:t>云端 LLM 方案数据出境：人名、地址、案情会发送给 API 服务商；涉密材料请用本地 Ollama 或纯规则层 + 人工复核。</w:t>
+        <w:t>云端 LLM 方案数据出境：人名、地址、案情会发送给 API 服务商；涉密材料请用本地 Ollama 或默认的 Agent 语义层（无需外部 API）。</w:t>
       </w:r>
     </w:p>
     <w:p>
@@ -1285,7 +1391,7 @@
           <w:i w:val="0"/>
           <w:sz w:val="22"/>
         </w:rPr>
-        <w:t>LLM 层仍需外部模型：案情敏感细节、裸公司简称两类只能靠 LLM（本地或云端），规则层不承诺覆盖。</w:t>
+        <w:t>语义层需要"配置了本技能的 AI"来执行：无 AI 环境批量处理时才需本地 Ollama 或云端 API 作为替代；规则层不承诺覆盖法院名称、案情敏感细节、裸公司简称、OCR 变体写法。</w:t>
       </w:r>
     </w:p>
     <w:p>
@@ -2496,7 +2602,53 @@
                 <w:i w:val="0"/>
                 <w:sz w:val="20"/>
               </w:rPr>
-              <w:t>实战修复：还原精确配对 / 角色词后名词门控 / OCR 空格兼容 / 金额增强；56 项回归测试 + 59 个红队用例</w:t>
+              <w:t>实战修复：还原精确配对 / 角色词后名词门控 / OCR 空格兼容 / 金额增强；58 项回归测试 + 59 个红队用例</w:t>
+            </w:r>
+          </w:p>
+        </w:tc>
+      </w:tr>
+      <w:tr>
+        <w:tc>
+          <w:tcPr>
+            <w:tcW w:type="dxa" w:w="4680"/>
+            <w:vAlign w:val="center"/>
+            <w:tcW w:w="1655"/>
+          </w:tcPr>
+          <w:p>
+            <w:pPr>
+              <w:spacing w:before="40" w:after="40" w:line="276" w:lineRule="auto"/>
+              <w:jc w:val="left"/>
+            </w:pPr>
+            <w:r>
+              <w:rPr>
+                <w:rFonts w:ascii="Calibri" w:hAnsi="Calibri" w:eastAsia="Heiti SC"/>
+                <w:b w:val="0"/>
+                <w:i w:val="0"/>
+                <w:sz w:val="20"/>
+              </w:rPr>
+              <w:t>v2.6</w:t>
+            </w:r>
+          </w:p>
+        </w:tc>
+        <w:tc>
+          <w:tcPr>
+            <w:tcW w:type="dxa" w:w="4680"/>
+            <w:vAlign w:val="center"/>
+            <w:tcW w:w="7703"/>
+          </w:tcPr>
+          <w:p>
+            <w:pPr>
+              <w:spacing w:before="40" w:after="40" w:line="276" w:lineRule="auto"/>
+              <w:jc w:val="left"/>
+            </w:pPr>
+            <w:r>
+              <w:rPr>
+                <w:rFonts w:ascii="Calibri" w:hAnsi="Calibri" w:eastAsia="Heiti SC"/>
+                <w:b w:val="0"/>
+                <w:i w:val="0"/>
+                <w:sz w:val="20"/>
+              </w:rPr>
+              <w:t>两阶段工作流：规则层关键信息必清 → --review 审阅清单 → Agent 语义层直接执行（无需外部 API）</w:t>
             </w:r>
           </w:p>
         </w:tc>
